--- a/简历/周禄也_东北大学_嵌入式软件_简历_0322.docx
+++ b/简历/周禄也_东北大学_嵌入式软件_简历_0322.docx
@@ -26,6 +26,7 @@
         </w:rPr>
         <w:t>姓名：</w:t>
       </w:r>
+      <w:proofErr w:type="gramStart"/>
       <w:r>
         <w:rPr>
           <w:rFonts w:ascii="Times New Roman" w:eastAsia="宋体" w:hAnsi="Times New Roman" w:hint="eastAsia"/>
@@ -37,6 +38,7 @@
         </w:rPr>
         <w:t>周禄也</w:t>
       </w:r>
+      <w:proofErr w:type="gramEnd"/>
       <w:r>
         <w:rPr>
           <w:rFonts w:ascii="Times New Roman" w:eastAsia="宋体" w:hAnsi="Times New Roman" w:hint="eastAsia"/>
@@ -424,6 +426,7 @@
           <w:szCs w:val="21"/>
         </w:rPr>
       </w:pPr>
+      <w:proofErr w:type="gramStart"/>
       <w:r>
         <w:rPr>
           <w:rFonts w:ascii="Times New Roman" w:eastAsia="宋体" w:hAnsi="Times New Roman"/>
@@ -444,6 +447,7 @@
         </w:rPr>
         <w:t xml:space="preserve"> :</w:t>
       </w:r>
+      <w:proofErr w:type="gramEnd"/>
       <w:r>
         <w:rPr>
           <w:rFonts w:hint="eastAsia"/>
@@ -653,7 +657,27 @@
           <w:spacing w:val="4"/>
           <w:szCs w:val="21"/>
         </w:rPr>
-        <w:t xml:space="preserve">  </w:t>
+        <w:t>-</w:t>
+      </w:r>
+      <w:r>
+        <w:rPr>
+          <w:rFonts w:ascii="Times New Roman" w:eastAsia="宋体" w:hAnsi="Times New Roman" w:hint="eastAsia"/>
+          <w:b/>
+          <w:bCs/>
+          <w:spacing w:val="4"/>
+          <w:szCs w:val="21"/>
+        </w:rPr>
+        <w:t>自动化类</w:t>
+      </w:r>
+      <w:r>
+        <w:rPr>
+          <w:rFonts w:ascii="Times New Roman" w:eastAsia="宋体" w:hAnsi="Times New Roman" w:hint="eastAsia"/>
+          <w:b/>
+          <w:bCs/>
+          <w:spacing w:val="4"/>
+          <w:szCs w:val="21"/>
+        </w:rPr>
+        <w:t>(</w:t>
       </w:r>
       <w:r>
         <w:rPr>
@@ -664,6 +688,16 @@
           <w:szCs w:val="21"/>
         </w:rPr>
         <w:t>测控技术与仪器</w:t>
+      </w:r>
+      <w:r>
+        <w:rPr>
+          <w:rFonts w:ascii="Times New Roman" w:eastAsia="宋体" w:hAnsi="Times New Roman" w:hint="eastAsia"/>
+          <w:b/>
+          <w:bCs/>
+          <w:spacing w:val="4"/>
+          <w:szCs w:val="21"/>
+        </w:rPr>
+        <w:t>)</w:t>
       </w:r>
       <w:r>
         <w:rPr>
@@ -816,8 +850,21 @@
           <w:sz w:val="24"/>
           <w:szCs w:val="24"/>
         </w:rPr>
-        <w:t>北京经纬恒润</w:t>
-      </w:r>
+        <w:t>北京</w:t>
+      </w:r>
+      <w:proofErr w:type="gramStart"/>
+      <w:r>
+        <w:rPr>
+          <w:rFonts w:ascii="Times New Roman" w:eastAsia="宋体" w:hAnsi="Times New Roman" w:hint="eastAsia"/>
+          <w:b/>
+          <w:bCs/>
+          <w:spacing w:val="4"/>
+          <w:sz w:val="24"/>
+          <w:szCs w:val="24"/>
+        </w:rPr>
+        <w:t>经纬恒润</w:t>
+      </w:r>
+      <w:proofErr w:type="gramEnd"/>
       <w:r>
         <w:rPr>
           <w:rFonts w:ascii="Times New Roman" w:eastAsia="宋体" w:hAnsi="Times New Roman" w:hint="eastAsia"/>
@@ -1560,6 +1607,7 @@
         </w:rPr>
         <w:t>编写和执行自动化脚本，</w:t>
       </w:r>
+      <w:proofErr w:type="gramStart"/>
       <w:r>
         <w:rPr>
           <w:rFonts w:ascii="Times New Roman" w:eastAsia="宋体" w:hAnsi="Times New Roman" w:hint="eastAsia"/>
@@ -1580,6 +1628,7 @@
         </w:rPr>
         <w:t>齐芯微</w:t>
       </w:r>
+      <w:proofErr w:type="gramEnd"/>
       <w:r>
         <w:rPr>
           <w:rFonts w:ascii="Times New Roman" w:eastAsia="宋体" w:hAnsi="Times New Roman" w:hint="eastAsia"/>
@@ -1914,6 +1963,7 @@
         </w:rPr>
         <w:t>1.</w:t>
       </w:r>
+      <w:proofErr w:type="gramStart"/>
       <w:r>
         <w:rPr>
           <w:rFonts w:ascii="Times New Roman" w:eastAsia="宋体" w:hAnsi="Times New Roman" w:cs="宋体"/>
@@ -1927,6 +1977,7 @@
         </w:rPr>
         <w:t>天穹农卫</w:t>
       </w:r>
+      <w:proofErr w:type="gramEnd"/>
       <w:r>
         <w:rPr>
           <w:rFonts w:ascii="Times New Roman" w:eastAsia="宋体" w:hAnsi="Times New Roman" w:cs="宋体"/>
@@ -2179,15 +2230,27 @@
         </w:rPr>
         <w:t>：</w:t>
       </w:r>
-      <w:r>
-        <w:rPr>
-          <w:rFonts w:ascii="Times New Roman" w:eastAsia="宋体" w:hAnsi="Times New Roman" w:cs="宋体" w:hint="eastAsia"/>
-          <w:spacing w:val="4"/>
-          <w:kern w:val="0"/>
-          <w:sz w:val="18"/>
-          <w:szCs w:val="18"/>
-        </w:rPr>
-        <w:t>飞控主控平台：</w:t>
+      <w:proofErr w:type="gramStart"/>
+      <w:r>
+        <w:rPr>
+          <w:rFonts w:ascii="Times New Roman" w:eastAsia="宋体" w:hAnsi="Times New Roman" w:cs="宋体" w:hint="eastAsia"/>
+          <w:spacing w:val="4"/>
+          <w:kern w:val="0"/>
+          <w:sz w:val="18"/>
+          <w:szCs w:val="18"/>
+        </w:rPr>
+        <w:t>飞控主控</w:t>
+      </w:r>
+      <w:proofErr w:type="gramEnd"/>
+      <w:r>
+        <w:rPr>
+          <w:rFonts w:ascii="Times New Roman" w:eastAsia="宋体" w:hAnsi="Times New Roman" w:cs="宋体" w:hint="eastAsia"/>
+          <w:spacing w:val="4"/>
+          <w:kern w:val="0"/>
+          <w:sz w:val="18"/>
+          <w:szCs w:val="18"/>
+        </w:rPr>
+        <w:t>平台：</w:t>
       </w:r>
       <w:r>
         <w:rPr>
@@ -2539,15 +2602,27 @@
         </w:rPr>
         <w:t>：</w:t>
       </w:r>
-      <w:r>
-        <w:rPr>
-          <w:rFonts w:ascii="Times New Roman" w:eastAsia="宋体" w:hAnsi="Times New Roman" w:cs="宋体" w:hint="eastAsia"/>
-          <w:spacing w:val="4"/>
-          <w:kern w:val="0"/>
-          <w:sz w:val="18"/>
-          <w:szCs w:val="18"/>
-        </w:rPr>
-        <w:t>基于飞控源代码进行硬件适配与二次开发，</w:t>
+      <w:proofErr w:type="gramStart"/>
+      <w:r>
+        <w:rPr>
+          <w:rFonts w:ascii="Times New Roman" w:eastAsia="宋体" w:hAnsi="Times New Roman" w:cs="宋体" w:hint="eastAsia"/>
+          <w:spacing w:val="4"/>
+          <w:kern w:val="0"/>
+          <w:sz w:val="18"/>
+          <w:szCs w:val="18"/>
+        </w:rPr>
+        <w:t>基于飞控源代码</w:t>
+      </w:r>
+      <w:proofErr w:type="gramEnd"/>
+      <w:r>
+        <w:rPr>
+          <w:rFonts w:ascii="Times New Roman" w:eastAsia="宋体" w:hAnsi="Times New Roman" w:cs="宋体" w:hint="eastAsia"/>
+          <w:spacing w:val="4"/>
+          <w:kern w:val="0"/>
+          <w:sz w:val="18"/>
+          <w:szCs w:val="18"/>
+        </w:rPr>
+        <w:t>进行硬件适配与二次开发，</w:t>
       </w:r>
       <w:r>
         <w:rPr>
@@ -3691,6 +3766,55 @@
           <w:sz w:val="18"/>
           <w:szCs w:val="18"/>
         </w:rPr>
+        <w:t>视频处理相关，使用过</w:t>
+      </w:r>
+      <w:proofErr w:type="spellStart"/>
+      <w:r>
+        <w:rPr>
+          <w:rFonts w:ascii="Times New Roman" w:eastAsia="宋体" w:hAnsi="Times New Roman" w:hint="eastAsia"/>
+          <w:spacing w:val="4"/>
+          <w:sz w:val="18"/>
+          <w:szCs w:val="18"/>
+        </w:rPr>
+        <w:t>opencv</w:t>
+      </w:r>
+      <w:proofErr w:type="spellEnd"/>
+      <w:r>
+        <w:rPr>
+          <w:rFonts w:ascii="Times New Roman" w:eastAsia="宋体" w:hAnsi="Times New Roman" w:hint="eastAsia"/>
+          <w:spacing w:val="4"/>
+          <w:sz w:val="18"/>
+          <w:szCs w:val="18"/>
+        </w:rPr>
+        <w:t>和</w:t>
+      </w:r>
+      <w:proofErr w:type="spellStart"/>
+      <w:r>
+        <w:rPr>
+          <w:rFonts w:ascii="Times New Roman" w:eastAsia="宋体" w:hAnsi="Times New Roman" w:hint="eastAsia"/>
+          <w:spacing w:val="4"/>
+          <w:sz w:val="18"/>
+          <w:szCs w:val="18"/>
+        </w:rPr>
+        <w:t>openmv</w:t>
+      </w:r>
+      <w:proofErr w:type="spellEnd"/>
+      <w:r>
+        <w:rPr>
+          <w:rFonts w:ascii="Times New Roman" w:eastAsia="宋体" w:hAnsi="Times New Roman" w:hint="eastAsia"/>
+          <w:spacing w:val="4"/>
+          <w:sz w:val="18"/>
+          <w:szCs w:val="18"/>
+        </w:rPr>
+        <w:t>。</w:t>
+      </w:r>
+      <w:r>
+        <w:rPr>
+          <w:rFonts w:ascii="Times New Roman" w:eastAsia="宋体" w:hAnsi="Times New Roman" w:hint="eastAsia"/>
+          <w:spacing w:val="4"/>
+          <w:sz w:val="18"/>
+          <w:szCs w:val="18"/>
+        </w:rPr>
         <w:t>会简单的</w:t>
       </w:r>
       <w:r>
@@ -3782,6 +3906,7 @@
         </w:rPr>
         <w:t>+</w:t>
       </w:r>
+      <w:proofErr w:type="gramStart"/>
       <w:r>
         <w:rPr>
           <w:rFonts w:ascii="Times New Roman" w:eastAsia="宋体" w:hAnsi="Times New Roman" w:hint="eastAsia"/>
@@ -3791,6 +3916,7 @@
         </w:rPr>
         <w:t>校赛二等奖</w:t>
       </w:r>
+      <w:proofErr w:type="gramEnd"/>
       <w:r>
         <w:rPr>
           <w:rFonts w:ascii="Times New Roman" w:eastAsia="宋体" w:hAnsi="Times New Roman" w:hint="eastAsia"/>
@@ -3807,7 +3933,27 @@
           <w:sz w:val="18"/>
           <w:szCs w:val="18"/>
         </w:rPr>
-        <w:t>，新道数智杯校赛三等奖，校级优秀干事，“三下乡”社会实践活动先进小分队。</w:t>
+        <w:t>，新道</w:t>
+      </w:r>
+      <w:proofErr w:type="gramStart"/>
+      <w:r>
+        <w:rPr>
+          <w:rFonts w:ascii="Times New Roman" w:eastAsia="宋体" w:hAnsi="Times New Roman" w:hint="eastAsia"/>
+          <w:spacing w:val="4"/>
+          <w:sz w:val="18"/>
+          <w:szCs w:val="18"/>
+        </w:rPr>
+        <w:t>数智杯校赛</w:t>
+      </w:r>
+      <w:proofErr w:type="gramEnd"/>
+      <w:r>
+        <w:rPr>
+          <w:rFonts w:ascii="Times New Roman" w:eastAsia="宋体" w:hAnsi="Times New Roman" w:hint="eastAsia"/>
+          <w:spacing w:val="4"/>
+          <w:sz w:val="18"/>
+          <w:szCs w:val="18"/>
+        </w:rPr>
+        <w:t>三等奖，校级优秀干事，“三下乡”社会实践活动先进小分队。</w:t>
       </w:r>
       <w:bookmarkEnd w:id="1"/>
     </w:p>

--- a/简历/周禄也_东北大学_嵌入式软件_简历_0322.docx
+++ b/简历/周禄也_东北大学_嵌入式软件_简历_0322.docx
@@ -26,7 +26,6 @@
         </w:rPr>
         <w:t>姓名：</w:t>
       </w:r>
-      <w:proofErr w:type="gramStart"/>
       <w:r>
         <w:rPr>
           <w:rFonts w:ascii="Times New Roman" w:eastAsia="宋体" w:hAnsi="Times New Roman" w:hint="eastAsia"/>
@@ -38,7 +37,6 @@
         </w:rPr>
         <w:t>周禄也</w:t>
       </w:r>
-      <w:proofErr w:type="gramEnd"/>
       <w:r>
         <w:rPr>
           <w:rFonts w:ascii="Times New Roman" w:eastAsia="宋体" w:hAnsi="Times New Roman" w:hint="eastAsia"/>
@@ -426,7 +424,6 @@
           <w:szCs w:val="21"/>
         </w:rPr>
       </w:pPr>
-      <w:proofErr w:type="gramStart"/>
       <w:r>
         <w:rPr>
           <w:rFonts w:ascii="Times New Roman" w:eastAsia="宋体" w:hAnsi="Times New Roman"/>
@@ -447,7 +444,6 @@
         </w:rPr>
         <w:t xml:space="preserve"> :</w:t>
       </w:r>
-      <w:proofErr w:type="gramEnd"/>
       <w:r>
         <w:rPr>
           <w:rFonts w:hint="eastAsia"/>
@@ -850,21 +846,8 @@
           <w:sz w:val="24"/>
           <w:szCs w:val="24"/>
         </w:rPr>
-        <w:t>北京</w:t>
-      </w:r>
-      <w:proofErr w:type="gramStart"/>
-      <w:r>
-        <w:rPr>
-          <w:rFonts w:ascii="Times New Roman" w:eastAsia="宋体" w:hAnsi="Times New Roman" w:hint="eastAsia"/>
-          <w:b/>
-          <w:bCs/>
-          <w:spacing w:val="4"/>
-          <w:sz w:val="24"/>
-          <w:szCs w:val="24"/>
-        </w:rPr>
-        <w:t>经纬恒润</w:t>
-      </w:r>
-      <w:proofErr w:type="gramEnd"/>
+        <w:t>北京经纬恒润</w:t>
+      </w:r>
       <w:r>
         <w:rPr>
           <w:rFonts w:ascii="Times New Roman" w:eastAsia="宋体" w:hAnsi="Times New Roman" w:hint="eastAsia"/>
@@ -1217,7 +1200,6 @@
         </w:rPr>
         <w:t>利用</w:t>
       </w:r>
-      <w:proofErr w:type="spellStart"/>
       <w:r>
         <w:rPr>
           <w:rFonts w:ascii="Times New Roman" w:eastAsia="宋体" w:hAnsi="Times New Roman" w:hint="eastAsia"/>
@@ -1252,17 +1234,7 @@
           <w:sz w:val="18"/>
           <w:szCs w:val="18"/>
         </w:rPr>
-        <w:t>ake,ARM</w:t>
-      </w:r>
-      <w:proofErr w:type="spellEnd"/>
-      <w:r>
-        <w:rPr>
-          <w:rFonts w:ascii="Times New Roman" w:eastAsia="宋体" w:hAnsi="Times New Roman" w:hint="eastAsia"/>
-          <w:spacing w:val="4"/>
-          <w:sz w:val="18"/>
-          <w:szCs w:val="18"/>
-        </w:rPr>
-        <w:t>-Linux</w:t>
+        <w:t>ake,ARM-Linux</w:t>
       </w:r>
       <w:r>
         <w:rPr>
@@ -1607,7 +1579,6 @@
         </w:rPr>
         <w:t>编写和执行自动化脚本，</w:t>
       </w:r>
-      <w:proofErr w:type="gramStart"/>
       <w:r>
         <w:rPr>
           <w:rFonts w:ascii="Times New Roman" w:eastAsia="宋体" w:hAnsi="Times New Roman" w:hint="eastAsia"/>
@@ -1628,7 +1599,6 @@
         </w:rPr>
         <w:t>齐芯微</w:t>
       </w:r>
-      <w:proofErr w:type="gramEnd"/>
       <w:r>
         <w:rPr>
           <w:rFonts w:ascii="Times New Roman" w:eastAsia="宋体" w:hAnsi="Times New Roman" w:hint="eastAsia"/>
@@ -1716,7 +1686,6 @@
         </w:rPr>
         <w:t>和</w:t>
       </w:r>
-      <w:proofErr w:type="spellStart"/>
       <w:r>
         <w:rPr>
           <w:rFonts w:ascii="Times New Roman" w:eastAsia="宋体" w:hAnsi="Times New Roman"/>
@@ -1726,7 +1695,6 @@
         </w:rPr>
         <w:t>OpenCPU</w:t>
       </w:r>
-      <w:proofErr w:type="spellEnd"/>
       <w:r>
         <w:rPr>
           <w:rFonts w:ascii="Times New Roman" w:eastAsia="宋体" w:hAnsi="Times New Roman" w:hint="eastAsia"/>
@@ -1963,7 +1931,6 @@
         </w:rPr>
         <w:t>1.</w:t>
       </w:r>
-      <w:proofErr w:type="gramStart"/>
       <w:r>
         <w:rPr>
           <w:rFonts w:ascii="Times New Roman" w:eastAsia="宋体" w:hAnsi="Times New Roman" w:cs="宋体"/>
@@ -1977,7 +1944,6 @@
         </w:rPr>
         <w:t>天穹农卫</w:t>
       </w:r>
-      <w:proofErr w:type="gramEnd"/>
       <w:r>
         <w:rPr>
           <w:rFonts w:ascii="Times New Roman" w:eastAsia="宋体" w:hAnsi="Times New Roman" w:cs="宋体"/>
@@ -2230,27 +2196,15 @@
         </w:rPr>
         <w:t>：</w:t>
       </w:r>
-      <w:proofErr w:type="gramStart"/>
-      <w:r>
-        <w:rPr>
-          <w:rFonts w:ascii="Times New Roman" w:eastAsia="宋体" w:hAnsi="Times New Roman" w:cs="宋体" w:hint="eastAsia"/>
-          <w:spacing w:val="4"/>
-          <w:kern w:val="0"/>
-          <w:sz w:val="18"/>
-          <w:szCs w:val="18"/>
-        </w:rPr>
-        <w:t>飞控主控</w:t>
-      </w:r>
-      <w:proofErr w:type="gramEnd"/>
-      <w:r>
-        <w:rPr>
-          <w:rFonts w:ascii="Times New Roman" w:eastAsia="宋体" w:hAnsi="Times New Roman" w:cs="宋体" w:hint="eastAsia"/>
-          <w:spacing w:val="4"/>
-          <w:kern w:val="0"/>
-          <w:sz w:val="18"/>
-          <w:szCs w:val="18"/>
-        </w:rPr>
-        <w:t>平台：</w:t>
+      <w:r>
+        <w:rPr>
+          <w:rFonts w:ascii="Times New Roman" w:eastAsia="宋体" w:hAnsi="Times New Roman" w:cs="宋体" w:hint="eastAsia"/>
+          <w:spacing w:val="4"/>
+          <w:kern w:val="0"/>
+          <w:sz w:val="18"/>
+          <w:szCs w:val="18"/>
+        </w:rPr>
+        <w:t>飞控主控平台：</w:t>
       </w:r>
       <w:r>
         <w:rPr>
@@ -2602,27 +2556,15 @@
         </w:rPr>
         <w:t>：</w:t>
       </w:r>
-      <w:proofErr w:type="gramStart"/>
-      <w:r>
-        <w:rPr>
-          <w:rFonts w:ascii="Times New Roman" w:eastAsia="宋体" w:hAnsi="Times New Roman" w:cs="宋体" w:hint="eastAsia"/>
-          <w:spacing w:val="4"/>
-          <w:kern w:val="0"/>
-          <w:sz w:val="18"/>
-          <w:szCs w:val="18"/>
-        </w:rPr>
-        <w:t>基于飞控源代码</w:t>
-      </w:r>
-      <w:proofErr w:type="gramEnd"/>
-      <w:r>
-        <w:rPr>
-          <w:rFonts w:ascii="Times New Roman" w:eastAsia="宋体" w:hAnsi="Times New Roman" w:cs="宋体" w:hint="eastAsia"/>
-          <w:spacing w:val="4"/>
-          <w:kern w:val="0"/>
-          <w:sz w:val="18"/>
-          <w:szCs w:val="18"/>
-        </w:rPr>
-        <w:t>进行硬件适配与二次开发，</w:t>
+      <w:r>
+        <w:rPr>
+          <w:rFonts w:ascii="Times New Roman" w:eastAsia="宋体" w:hAnsi="Times New Roman" w:cs="宋体" w:hint="eastAsia"/>
+          <w:spacing w:val="4"/>
+          <w:kern w:val="0"/>
+          <w:sz w:val="18"/>
+          <w:szCs w:val="18"/>
+        </w:rPr>
+        <w:t>基于飞控源代码进行硬件适配与二次开发，</w:t>
       </w:r>
       <w:r>
         <w:rPr>
@@ -2748,7 +2690,6 @@
         </w:rPr>
         <w:t>串口通信与</w:t>
       </w:r>
-      <w:proofErr w:type="spellStart"/>
       <w:r>
         <w:rPr>
           <w:rFonts w:ascii="Times New Roman" w:eastAsia="宋体" w:hAnsi="Times New Roman" w:cs="宋体" w:hint="eastAsia"/>
@@ -2759,7 +2700,6 @@
         </w:rPr>
         <w:t>OpenMV</w:t>
       </w:r>
-      <w:proofErr w:type="spellEnd"/>
       <w:r>
         <w:rPr>
           <w:rFonts w:ascii="Times New Roman" w:eastAsia="宋体" w:hAnsi="Times New Roman" w:cs="宋体" w:hint="eastAsia"/>
@@ -3592,43 +3532,54 @@
       <w:r>
         <w:rPr>
           <w:rFonts w:ascii="Times New Roman" w:eastAsia="宋体" w:hAnsi="Times New Roman" w:hint="eastAsia"/>
-          <w:spacing w:val="4"/>
-          <w:sz w:val="18"/>
-          <w:szCs w:val="18"/>
-        </w:rPr>
-        <w:t xml:space="preserve">vim , </w:t>
-      </w:r>
-      <w:proofErr w:type="spellStart"/>
-      <w:r>
-        <w:rPr>
-          <w:rFonts w:ascii="Times New Roman" w:eastAsia="宋体" w:hAnsi="Times New Roman" w:hint="eastAsia"/>
-          <w:spacing w:val="4"/>
-          <w:sz w:val="18"/>
-          <w:szCs w:val="18"/>
-        </w:rPr>
-        <w:t>gcc</w:t>
-      </w:r>
-      <w:proofErr w:type="spellEnd"/>
-      <w:r>
-        <w:rPr>
-          <w:rFonts w:ascii="Times New Roman" w:eastAsia="宋体" w:hAnsi="Times New Roman" w:hint="eastAsia"/>
-          <w:spacing w:val="4"/>
-          <w:sz w:val="18"/>
-          <w:szCs w:val="18"/>
-        </w:rPr>
-        <w:t xml:space="preserve"> ,g++,</w:t>
-      </w:r>
-      <w:proofErr w:type="spellStart"/>
-      <w:r>
-        <w:rPr>
-          <w:rFonts w:ascii="Times New Roman" w:eastAsia="宋体" w:hAnsi="Times New Roman" w:hint="eastAsia"/>
+          <w:b/>
+          <w:bCs/>
+          <w:spacing w:val="4"/>
+          <w:sz w:val="18"/>
+          <w:szCs w:val="18"/>
+        </w:rPr>
+        <w:t>vim</w:t>
+      </w:r>
+      <w:r>
+        <w:rPr>
+          <w:rFonts w:ascii="Times New Roman" w:eastAsia="宋体" w:hAnsi="Times New Roman" w:hint="eastAsia"/>
+          <w:spacing w:val="4"/>
+          <w:sz w:val="18"/>
+          <w:szCs w:val="18"/>
+        </w:rPr>
+        <w:t xml:space="preserve"> , gcc ,</w:t>
+      </w:r>
+      <w:r>
+        <w:rPr>
+          <w:rFonts w:ascii="Times New Roman" w:eastAsia="宋体" w:hAnsi="Times New Roman" w:hint="eastAsia"/>
+          <w:b/>
+          <w:bCs/>
+          <w:spacing w:val="4"/>
+          <w:sz w:val="18"/>
+          <w:szCs w:val="18"/>
+        </w:rPr>
+        <w:t>g++</w:t>
+      </w:r>
+      <w:r>
+        <w:rPr>
+          <w:rFonts w:ascii="Times New Roman" w:eastAsia="宋体" w:hAnsi="Times New Roman" w:hint="eastAsia"/>
+          <w:spacing w:val="4"/>
+          <w:sz w:val="18"/>
+          <w:szCs w:val="18"/>
+        </w:rPr>
+        <w:t>,</w:t>
+      </w:r>
+      <w:r>
+        <w:rPr>
+          <w:rFonts w:ascii="Times New Roman" w:eastAsia="宋体" w:hAnsi="Times New Roman" w:hint="eastAsia"/>
+          <w:b/>
+          <w:bCs/>
           <w:spacing w:val="4"/>
           <w:sz w:val="18"/>
           <w:szCs w:val="18"/>
         </w:rPr>
         <w:t>gdb</w:t>
       </w:r>
-      <w:proofErr w:type="spellEnd"/>
       <w:r>
         <w:rPr>
           <w:rFonts w:ascii="Times New Roman" w:eastAsia="宋体" w:hAnsi="Times New Roman" w:hint="eastAsia"/>
@@ -3641,6 +3592,8 @@
       <w:r>
         <w:rPr>
           <w:rFonts w:ascii="Times New Roman" w:eastAsia="宋体" w:hAnsi="Times New Roman" w:hint="eastAsia"/>
+          <w:b/>
+          <w:bCs/>
           <w:spacing w:val="4"/>
           <w:sz w:val="18"/>
           <w:szCs w:val="18"/>
@@ -3659,6 +3612,8 @@
       <w:r>
         <w:rPr>
           <w:rFonts w:ascii="Times New Roman" w:eastAsia="宋体" w:hAnsi="Times New Roman" w:hint="eastAsia"/>
+          <w:b/>
+          <w:bCs/>
           <w:spacing w:val="4"/>
           <w:sz w:val="18"/>
           <w:szCs w:val="18"/>
@@ -3674,25 +3629,14 @@
         </w:rPr>
         <w:t>版本管理，会编写</w:t>
       </w:r>
-      <w:proofErr w:type="spellStart"/>
-      <w:r>
-        <w:rPr>
-          <w:rFonts w:ascii="Times New Roman" w:eastAsia="宋体" w:hAnsi="Times New Roman" w:hint="eastAsia"/>
-          <w:spacing w:val="4"/>
-          <w:sz w:val="18"/>
-          <w:szCs w:val="18"/>
-        </w:rPr>
-        <w:t>CMake</w:t>
-      </w:r>
-      <w:proofErr w:type="spellEnd"/>
-      <w:r>
-        <w:rPr>
-          <w:rFonts w:ascii="Times New Roman" w:eastAsia="宋体" w:hAnsi="Times New Roman" w:hint="eastAsia"/>
-          <w:spacing w:val="4"/>
-          <w:sz w:val="18"/>
-          <w:szCs w:val="18"/>
-        </w:rPr>
-        <w:t>,</w:t>
+      <w:r>
+        <w:rPr>
+          <w:rFonts w:ascii="Times New Roman" w:eastAsia="宋体" w:hAnsi="Times New Roman" w:hint="eastAsia"/>
+          <w:spacing w:val="4"/>
+          <w:sz w:val="18"/>
+          <w:szCs w:val="18"/>
+        </w:rPr>
+        <w:t>CMake,</w:t>
       </w:r>
       <w:r>
         <w:rPr>
@@ -3712,7 +3656,6 @@
         </w:rPr>
         <w:t>了解</w:t>
       </w:r>
-      <w:proofErr w:type="spellStart"/>
       <w:r>
         <w:rPr>
           <w:rFonts w:ascii="Times New Roman" w:eastAsia="宋体" w:hAnsi="Times New Roman" w:hint="eastAsia"/>
@@ -3740,7 +3683,6 @@
         </w:rPr>
         <w:t>RTOS</w:t>
       </w:r>
-      <w:proofErr w:type="spellEnd"/>
       <w:r>
         <w:rPr>
           <w:rFonts w:ascii="Times New Roman" w:eastAsia="宋体" w:hAnsi="Times New Roman" w:hint="eastAsia"/>
@@ -3768,17 +3710,17 @@
         </w:rPr>
         <w:t>视频处理相关，使用过</w:t>
       </w:r>
-      <w:proofErr w:type="spellStart"/>
-      <w:r>
-        <w:rPr>
-          <w:rFonts w:ascii="Times New Roman" w:eastAsia="宋体" w:hAnsi="Times New Roman" w:hint="eastAsia"/>
+      <w:r>
+        <w:rPr>
+          <w:rFonts w:ascii="Times New Roman" w:eastAsia="宋体" w:hAnsi="Times New Roman" w:hint="eastAsia"/>
+          <w:b/>
+          <w:bCs/>
           <w:spacing w:val="4"/>
           <w:sz w:val="18"/>
           <w:szCs w:val="18"/>
         </w:rPr>
         <w:t>opencv</w:t>
       </w:r>
-      <w:proofErr w:type="spellEnd"/>
       <w:r>
         <w:rPr>
           <w:rFonts w:ascii="Times New Roman" w:eastAsia="宋体" w:hAnsi="Times New Roman" w:hint="eastAsia"/>
@@ -3788,17 +3730,17 @@
         </w:rPr>
         <w:t>和</w:t>
       </w:r>
-      <w:proofErr w:type="spellStart"/>
-      <w:r>
-        <w:rPr>
-          <w:rFonts w:ascii="Times New Roman" w:eastAsia="宋体" w:hAnsi="Times New Roman" w:hint="eastAsia"/>
+      <w:r>
+        <w:rPr>
+          <w:rFonts w:ascii="Times New Roman" w:eastAsia="宋体" w:hAnsi="Times New Roman" w:hint="eastAsia"/>
+          <w:b/>
+          <w:bCs/>
           <w:spacing w:val="4"/>
           <w:sz w:val="18"/>
           <w:szCs w:val="18"/>
         </w:rPr>
         <w:t>openmv</w:t>
       </w:r>
-      <w:proofErr w:type="spellEnd"/>
       <w:r>
         <w:rPr>
           <w:rFonts w:ascii="Times New Roman" w:eastAsia="宋体" w:hAnsi="Times New Roman" w:hint="eastAsia"/>
@@ -3906,7 +3848,6 @@
         </w:rPr>
         <w:t>+</w:t>
       </w:r>
-      <w:proofErr w:type="gramStart"/>
       <w:r>
         <w:rPr>
           <w:rFonts w:ascii="Times New Roman" w:eastAsia="宋体" w:hAnsi="Times New Roman" w:hint="eastAsia"/>
@@ -3916,7 +3857,6 @@
         </w:rPr>
         <w:t>校赛二等奖</w:t>
       </w:r>
-      <w:proofErr w:type="gramEnd"/>
       <w:r>
         <w:rPr>
           <w:rFonts w:ascii="Times New Roman" w:eastAsia="宋体" w:hAnsi="Times New Roman" w:hint="eastAsia"/>
@@ -3933,27 +3873,7 @@
           <w:sz w:val="18"/>
           <w:szCs w:val="18"/>
         </w:rPr>
-        <w:t>，新道</w:t>
-      </w:r>
-      <w:proofErr w:type="gramStart"/>
-      <w:r>
-        <w:rPr>
-          <w:rFonts w:ascii="Times New Roman" w:eastAsia="宋体" w:hAnsi="Times New Roman" w:hint="eastAsia"/>
-          <w:spacing w:val="4"/>
-          <w:sz w:val="18"/>
-          <w:szCs w:val="18"/>
-        </w:rPr>
-        <w:t>数智杯校赛</w:t>
-      </w:r>
-      <w:proofErr w:type="gramEnd"/>
-      <w:r>
-        <w:rPr>
-          <w:rFonts w:ascii="Times New Roman" w:eastAsia="宋体" w:hAnsi="Times New Roman" w:hint="eastAsia"/>
-          <w:spacing w:val="4"/>
-          <w:sz w:val="18"/>
-          <w:szCs w:val="18"/>
-        </w:rPr>
-        <w:t>三等奖，校级优秀干事，“三下乡”社会实践活动先进小分队。</w:t>
+        <w:t>，新道数智杯校赛三等奖，校级优秀干事，“三下乡”社会实践活动先进小分队。</w:t>
       </w:r>
       <w:bookmarkEnd w:id="1"/>
     </w:p>
